--- a/특강/강의안/피지컬AI_Agentic실습_3일차_판단하고움직이게한다_4시간과정.docx
+++ b/특강/강의안/피지컬AI_Agentic실습_3일차_판단하고움직이게한다_4시간과정.docx
@@ -1671,7 +1671,7 @@
           <w:color w:val="1F1F1F"/>
           <w:sz w:val="21"/>
         </w:rPr>
-        <w:t xml:space="preserve">슬라이드 </w:t>
+        <w:t>슬라이드 44장</w:t>
       </w:r>
       <w:r>
         <w:rPr>
@@ -1680,7 +1680,6 @@
           <w:color w:val="1F1F1F"/>
           <w:sz w:val="21"/>
         </w:rPr>
-        <w:t>37장</w:t>
       </w:r>
       <w:r>
         <w:rPr>
@@ -1705,7 +1704,7 @@
           <w:color w:val="1F1F1F"/>
           <w:sz w:val="21"/>
         </w:rPr>
-        <w:t xml:space="preserve"> — 24장 제어 개방, 32장 이상 주입.</w:t>
+        <w:t xml:space="preserve"> — 29장 제어 개방, 38장 이상 주입.</w:t>
       </w:r>
     </w:p>
     <w:p>

--- a/특강/강의안/피지컬AI_Agentic실습_3일차_판단하고움직이게한다_4시간과정.docx
+++ b/특강/강의안/피지컬AI_Agentic실습_3일차_판단하고움직이게한다_4시간과정.docx
@@ -295,7 +295,7 @@
           <w:color w:val="1F1F1F"/>
           <w:sz w:val="21"/>
         </w:rPr>
-        <w:t xml:space="preserve"> 실행됩니다. 그 선을 학생이 직접 코드로 긋습니다.</w:t>
+        <w:t xml:space="preserve"> 실행됩니다. 그 선이 승인 관문(hitl.py)으로 구조에 박혀 있어, 학생 코드가 실수로 정지를 자동 실행하는 일은 일어나지 않습니다.</w:t>
       </w:r>
     </w:p>
     <w:p>
@@ -465,7 +465,7 @@
           <w:color w:val="1F1F1F"/>
           <w:sz w:val="21"/>
         </w:rPr>
-        <w:t xml:space="preserve"> — 감속은 자동, 정지와 로봇 파견은 사람 승인. 이 규칙을 </w:t>
+        <w:t xml:space="preserve"> — 감속은 자동, 정지와 로봇 파견은 사람 승인. 이 규칙은 승인 관문(hitl.py)이 구조로 강제합니다.</w:t>
       </w:r>
       <w:r>
         <w:rPr>
@@ -473,7 +473,6 @@
           <w:color w:val="C0392B"/>
           <w:sz w:val="20"/>
         </w:rPr>
-        <w:t>hitl.py</w:t>
       </w:r>
       <w:r>
         <w:rPr>
@@ -481,7 +480,7 @@
           <w:color w:val="1F1F1F"/>
           <w:sz w:val="21"/>
         </w:rPr>
-        <w:t xml:space="preserve"> 에 학생이 직접 씁니다. 모르는 명령은 안전한 쪽으로 — 물어봅니다.</w:t>
+        <w:t xml:space="preserve"> 모르는 명령은 안전한 쪽으로 — 물어봅니다.</w:t>
       </w:r>
     </w:p>
     <w:p>
@@ -3661,7 +3660,7 @@
           <w:color w:val="1F1F1F"/>
           <w:sz w:val="21"/>
         </w:rPr>
-        <w:t xml:space="preserve"> — 목록에 없는 명령이 오면 물어봅니다. 학생이 </w:t>
+        <w:t xml:space="preserve"> — 목록에 없는 명령이 오면 물어봅니다. 이 규칙은 승인 관문(hitl.py)이 강제하며, 학생은 그 관문이 실제로 멈춰 서는 것을 봅니다.</w:t>
       </w:r>
       <w:r>
         <w:rPr>
@@ -3669,7 +3668,6 @@
           <w:color w:val="C0392B"/>
           <w:sz w:val="20"/>
         </w:rPr>
-        <w:t>hitl.py</w:t>
       </w:r>
       <w:r>
         <w:rPr>
@@ -3677,7 +3675,6 @@
           <w:color w:val="1F1F1F"/>
           <w:sz w:val="21"/>
         </w:rPr>
-        <w:t xml:space="preserve"> 에 이 규칙을 직접 씁니다.</w:t>
       </w:r>
     </w:p>
     <w:p>
@@ -5196,7 +5193,7 @@
                 <w:color w:val="333333"/>
                 <w:sz w:val="19"/>
               </w:rPr>
-              <w:t xml:space="preserve">학생이 </w:t>
+              <w:t>템플릿(hitl.py)이 구조로 강제합니다. 학생 코드가 우회할 수 없습니다</w:t>
             </w:r>
             <w:r>
               <w:rPr>
@@ -5204,7 +5201,6 @@
                 <w:color w:val="C0392B"/>
                 <w:sz w:val="18"/>
               </w:rPr>
-              <w:t>hitl.py</w:t>
             </w:r>
             <w:r>
               <w:rPr>
@@ -5212,7 +5208,6 @@
                 <w:color w:val="333333"/>
                 <w:sz w:val="19"/>
               </w:rPr>
-              <w:t xml:space="preserve"> 에 직접 씁니다. 시뮬레이터가 강제하지 않습니다</w:t>
             </w:r>
           </w:p>
         </w:tc>
@@ -5733,7 +5728,7 @@
                 <w:color w:val="333333"/>
                 <w:sz w:val="19"/>
               </w:rPr>
-              <w:t>승인 규칙 쓰기</w:t>
+              <w:t>승인 요청 앞에 서 보기</w:t>
             </w:r>
           </w:p>
         </w:tc>
